--- a/Trabajo_Final_Global_Electronic_Maria_Elena.docx
+++ b/Trabajo_Final_Global_Electronic_Maria_Elena.docx
@@ -1792,16 +1792,7 @@
                 <w:sz w:val="22"/>
                 <w:szCs w:val="28"/>
               </w:rPr>
-              <w:t>R</w:t>
-            </w:r>
-            <w:r>
-              <w:rPr>
-                <w:rFonts w:ascii="Consolas" w:hAnsi="Consolas"/>
-                <w:color w:val="282828"/>
-                <w:sz w:val="22"/>
-                <w:szCs w:val="28"/>
-              </w:rPr>
-              <w:t>angoEdad</w:t>
+              <w:t>RangoEdad</w:t>
             </w:r>
             <w:proofErr w:type="spellEnd"/>
             <w:r>
@@ -4163,19 +4154,7 @@
                 <w:szCs w:val="28"/>
                 <w:lang w:val="es-419"/>
               </w:rPr>
-              <w:t xml:space="preserve">Costes </w:t>
-            </w:r>
-            <w:r>
-              <w:rPr>
-                <w:rFonts w:ascii="Consolas" w:hAnsi="Consolas"/>
-                <w:b/>
-                <w:bCs/>
-                <w:color w:val="282828"/>
-                <w:sz w:val="22"/>
-                <w:szCs w:val="28"/>
-                <w:lang w:val="es-419"/>
-              </w:rPr>
-              <w:t>Medio</w:t>
+              <w:t>Costes Medio</w:t>
             </w:r>
             <w:r>
               <w:rPr>
@@ -4296,37 +4275,7 @@
                 <w:szCs w:val="28"/>
                 <w:lang w:val="es-419"/>
               </w:rPr>
-              <w:t xml:space="preserve">Calcula los </w:t>
-            </w:r>
-            <w:r>
-              <w:rPr>
-                <w:rFonts w:ascii="Consolas" w:hAnsi="Consolas"/>
-                <w:color w:val="282828"/>
-                <w:sz w:val="22"/>
-                <w:szCs w:val="28"/>
-                <w:lang w:val="es-419"/>
-              </w:rPr>
-              <w:t xml:space="preserve">Costes del Año Anterior. Obtiene la cifra de los costes del mismo </w:t>
-            </w:r>
-            <w:r>
-              <w:rPr>
-                <w:rFonts w:ascii="Consolas" w:hAnsi="Consolas"/>
-                <w:color w:val="282828"/>
-                <w:sz w:val="22"/>
-                <w:szCs w:val="28"/>
-                <w:lang w:val="es-419"/>
-              </w:rPr>
-              <w:t>periodo,</w:t>
-            </w:r>
-            <w:r>
-              <w:rPr>
-                <w:rFonts w:ascii="Consolas" w:hAnsi="Consolas"/>
-                <w:color w:val="282828"/>
-                <w:sz w:val="22"/>
-                <w:szCs w:val="28"/>
-                <w:lang w:val="es-419"/>
-              </w:rPr>
-              <w:t xml:space="preserve"> pero del año pasado.</w:t>
+              <w:t>Calcula los Costes del Año Anterior. Obtiene la cifra de los costes del mismo periodo, pero del año pasado.</w:t>
             </w:r>
           </w:p>
           <w:p>
@@ -4688,37 +4637,7 @@
                 <w:szCs w:val="28"/>
                 <w:lang w:val="es-419"/>
               </w:rPr>
-              <w:t>(</w:t>
-            </w:r>
-            <w:r>
-              <w:rPr>
-                <w:rFonts w:ascii="Consolas" w:hAnsi="Consolas"/>
-                <w:color w:val="282828"/>
-                <w:sz w:val="22"/>
-                <w:szCs w:val="28"/>
-                <w:lang w:val="es-419"/>
-              </w:rPr>
-              <w:t>Acumulado Anual</w:t>
-            </w:r>
-            <w:r>
-              <w:rPr>
-                <w:rFonts w:ascii="Consolas" w:hAnsi="Consolas"/>
-                <w:color w:val="282828"/>
-                <w:sz w:val="22"/>
-                <w:szCs w:val="28"/>
-                <w:lang w:val="es-419"/>
-              </w:rPr>
-              <w:t>)</w:t>
-            </w:r>
-            <w:r>
-              <w:rPr>
-                <w:rFonts w:ascii="Consolas" w:hAnsi="Consolas"/>
-                <w:color w:val="282828"/>
-                <w:sz w:val="22"/>
-                <w:szCs w:val="28"/>
-                <w:lang w:val="es-419"/>
-              </w:rPr>
-              <w:t xml:space="preserve"> Permite mostrar cuánto dinero ha gastado la empresa en la compra de productos desde el 1 de enero hasta el día seleccionado en el filtro.</w:t>
+              <w:t>(Acumulado Anual) Permite mostrar cuánto dinero ha gastado la empresa en la compra de productos desde el 1 de enero hasta el día seleccionado en el filtro.</w:t>
             </w:r>
           </w:p>
           <w:p>
@@ -5978,19 +5897,7 @@
                 <w:szCs w:val="28"/>
                 <w:lang w:val="es-419"/>
               </w:rPr>
-              <w:t>Margen Año Anterior</w:t>
-            </w:r>
-            <w:r>
-              <w:rPr>
-                <w:rFonts w:ascii="Consolas" w:hAnsi="Consolas"/>
-                <w:b/>
-                <w:bCs/>
-                <w:color w:val="282828"/>
-                <w:sz w:val="22"/>
-                <w:szCs w:val="28"/>
-                <w:lang w:val="es-419"/>
-              </w:rPr>
-              <w:t xml:space="preserve">: </w:t>
+              <w:t xml:space="preserve">Margen Año Anterior: </w:t>
             </w:r>
             <w:r>
               <w:rPr>
@@ -6146,19 +6053,7 @@
                 <w:szCs w:val="28"/>
                 <w:lang w:val="es-419"/>
               </w:rPr>
-              <w:t>Margen Total</w:t>
-            </w:r>
-            <w:r>
-              <w:rPr>
-                <w:rFonts w:ascii="Consolas" w:hAnsi="Consolas"/>
-                <w:b/>
-                <w:bCs/>
-                <w:color w:val="282828"/>
-                <w:sz w:val="22"/>
-                <w:szCs w:val="28"/>
-                <w:lang w:val="es-419"/>
-              </w:rPr>
-              <w:t xml:space="preserve">: </w:t>
+              <w:t xml:space="preserve">Margen Total: </w:t>
             </w:r>
             <w:r>
               <w:rPr>
@@ -6248,19 +6143,7 @@
                 <w:szCs w:val="28"/>
                 <w:lang w:val="es-419"/>
               </w:rPr>
-              <w:t>Margen Variación YoY</w:t>
-            </w:r>
-            <w:r>
-              <w:rPr>
-                <w:rFonts w:ascii="Consolas" w:hAnsi="Consolas"/>
-                <w:b/>
-                <w:bCs/>
-                <w:color w:val="282828"/>
-                <w:sz w:val="22"/>
-                <w:szCs w:val="28"/>
-                <w:lang w:val="es-419"/>
-              </w:rPr>
-              <w:t xml:space="preserve">: </w:t>
+              <w:t xml:space="preserve">Margen Variación YoY: </w:t>
             </w:r>
             <w:r>
               <w:rPr>
@@ -6330,19 +6213,7 @@
                 <w:szCs w:val="28"/>
                 <w:lang w:val="es-419"/>
               </w:rPr>
-              <w:t>Margen Variación YoY %</w:t>
-            </w:r>
-            <w:r>
-              <w:rPr>
-                <w:rFonts w:ascii="Consolas" w:hAnsi="Consolas"/>
-                <w:b/>
-                <w:bCs/>
-                <w:color w:val="282828"/>
-                <w:sz w:val="22"/>
-                <w:szCs w:val="28"/>
-                <w:lang w:val="es-419"/>
-              </w:rPr>
-              <w:t xml:space="preserve">: </w:t>
+              <w:t xml:space="preserve">Margen Variación YoY %: </w:t>
             </w:r>
             <w:r>
               <w:rPr>
@@ -6444,19 +6315,7 @@
                 <w:szCs w:val="28"/>
                 <w:lang w:val="es-419"/>
               </w:rPr>
-              <w:t>Margen YTD</w:t>
-            </w:r>
-            <w:r>
-              <w:rPr>
-                <w:rFonts w:ascii="Consolas" w:hAnsi="Consolas"/>
-                <w:b/>
-                <w:bCs/>
-                <w:color w:val="282828"/>
-                <w:sz w:val="22"/>
-                <w:szCs w:val="28"/>
-                <w:lang w:val="es-419"/>
-              </w:rPr>
-              <w:t xml:space="preserve">: </w:t>
+              <w:t xml:space="preserve">Margen YTD: </w:t>
             </w:r>
             <w:r>
               <w:rPr>
@@ -9915,9 +9774,12 @@
           <w:szCs w:val="22"/>
           <w:lang w:val="es-419"/>
         </w:rPr>
-        <w:t xml:space="preserve"> de detalle transaccional con el filtro de categoría ya aplicado</w:t>
-      </w:r>
-      <w:r>
+        <w:t xml:space="preserve"> de detalle transaccional con el filtro de categoría ya aplicado.</w:t>
+      </w:r>
+    </w:p>
+    <w:p>
+      <w:pPr>
+        <w:pStyle w:val="Heading2"/>
         <w:rPr>
           <w:rFonts w:ascii="Arial" w:eastAsiaTheme="minorEastAsia" w:hAnsi="Arial" w:cstheme="minorBidi"/>
           <w:b w:val="0"/>
@@ -9927,12 +9789,32 @@
           <w:szCs w:val="22"/>
           <w:lang w:val="es-419"/>
         </w:rPr>
-        <w:t>.</w:t>
-      </w:r>
-    </w:p>
-    <w:p>
-      <w:pPr>
-        <w:pStyle w:val="Heading2"/>
+      </w:pPr>
+      <w:proofErr w:type="spellStart"/>
+      <w:r>
+        <w:rPr>
+          <w:lang w:val="es-419"/>
+        </w:rPr>
+        <w:t>Analisis</w:t>
+      </w:r>
+      <w:proofErr w:type="spellEnd"/>
+      <w:r>
+        <w:rPr>
+          <w:lang w:val="es-419"/>
+        </w:rPr>
+        <w:t xml:space="preserve"> de Producto:</w:t>
+      </w:r>
+      <w:r>
+        <w:rPr>
+          <w:rFonts w:ascii="Arial" w:eastAsiaTheme="minorEastAsia" w:hAnsi="Arial" w:cstheme="minorBidi"/>
+          <w:color w:val="auto"/>
+          <w:sz w:val="24"/>
+          <w:szCs w:val="22"/>
+          <w:lang w:val="es-419"/>
+        </w:rPr>
+        <w:t xml:space="preserve"> </w:t>
+      </w:r>
+      <w:r>
         <w:rPr>
           <w:rFonts w:ascii="Arial" w:eastAsiaTheme="minorEastAsia" w:hAnsi="Arial" w:cstheme="minorBidi"/>
           <w:b w:val="0"/>
@@ -9942,30 +9824,7 @@
           <w:szCs w:val="22"/>
           <w:lang w:val="es-419"/>
         </w:rPr>
-      </w:pPr>
-      <w:proofErr w:type="spellStart"/>
-      <w:r>
-        <w:rPr>
-          <w:lang w:val="es-419"/>
-        </w:rPr>
-        <w:t>Analisis</w:t>
-      </w:r>
-      <w:proofErr w:type="spellEnd"/>
-      <w:r>
-        <w:rPr>
-          <w:lang w:val="es-419"/>
-        </w:rPr>
-        <w:t xml:space="preserve"> de Producto:</w:t>
-      </w:r>
-      <w:r>
-        <w:rPr>
-          <w:rFonts w:ascii="Arial" w:eastAsiaTheme="minorEastAsia" w:hAnsi="Arial" w:cstheme="minorBidi"/>
-          <w:color w:val="auto"/>
-          <w:sz w:val="24"/>
-          <w:szCs w:val="22"/>
-          <w:lang w:val="es-419"/>
-        </w:rPr>
-        <w:t xml:space="preserve"> </w:t>
+        <w:t xml:space="preserve">Esta página </w:t>
       </w:r>
       <w:r>
         <w:rPr>
@@ -9977,7 +9836,7 @@
           <w:szCs w:val="22"/>
           <w:lang w:val="es-419"/>
         </w:rPr>
-        <w:t xml:space="preserve">Esta página </w:t>
+        <w:t>muestra</w:t>
       </w:r>
       <w:r>
         <w:rPr>
@@ -9989,7 +9848,7 @@
           <w:szCs w:val="22"/>
           <w:lang w:val="es-419"/>
         </w:rPr>
-        <w:t>muestra</w:t>
+        <w:t xml:space="preserve"> la rentabilidad y estructura de costos del </w:t>
       </w:r>
       <w:r>
         <w:rPr>
@@ -10001,7 +9860,7 @@
           <w:szCs w:val="22"/>
           <w:lang w:val="es-419"/>
         </w:rPr>
-        <w:t xml:space="preserve"> la rentabilidad y estructura de costos del </w:t>
+        <w:t>negocio</w:t>
       </w:r>
       <w:r>
         <w:rPr>
@@ -10013,8 +9872,9 @@
           <w:szCs w:val="22"/>
           <w:lang w:val="es-419"/>
         </w:rPr>
-        <w:t>negocio</w:t>
-      </w:r>
+        <w:t>. Presenta tarjetas KPI con las Unidades Vendidas (3 mil, ↑ 12,6% vs. Año Anterior) y un Precio Medio ($356.83). Incluye un gráfico de barras del Estado de los Pedidos (Pendiente vs. Entregado) para identificar retrasos, una matriz cruzada para analizar ventas e ingresos por color, y un gráfico de Esquema de Árbol (</w:t>
+      </w:r>
+      <w:proofErr w:type="spellStart"/>
       <w:r>
         <w:rPr>
           <w:rFonts w:ascii="Arial" w:eastAsiaTheme="minorEastAsia" w:hAnsi="Arial" w:cstheme="minorBidi"/>
@@ -10025,9 +9885,9 @@
           <w:szCs w:val="22"/>
           <w:lang w:val="es-419"/>
         </w:rPr>
-        <w:t>. Presenta tarjetas KPI con las Unidades Vendidas (3 mil, ↑ 12,6% vs. Año Anterior) y un Precio Medio ($356.83). Incluye un gráfico de barras del Estado de los Pedidos (Pendiente vs. Entregado) para identificar retrasos, una matriz cruzada para analizar ventas e ingresos por color, y un gráfico de Esquema de Árbol (</w:t>
-      </w:r>
-      <w:proofErr w:type="spellStart"/>
+        <w:t>Decomposition</w:t>
+      </w:r>
+      <w:proofErr w:type="spellEnd"/>
       <w:r>
         <w:rPr>
           <w:rFonts w:ascii="Arial" w:eastAsiaTheme="minorEastAsia" w:hAnsi="Arial" w:cstheme="minorBidi"/>
@@ -10038,10 +9898,12 @@
           <w:szCs w:val="22"/>
           <w:lang w:val="es-419"/>
         </w:rPr>
-        <w:t>Decomposition</w:t>
-      </w:r>
-      <w:proofErr w:type="spellEnd"/>
-      <w:r>
+        <w:t xml:space="preserve"> Tree). </w:t>
+      </w:r>
+    </w:p>
+    <w:p>
+      <w:pPr>
+        <w:pStyle w:val="Heading2"/>
         <w:rPr>
           <w:rFonts w:ascii="Arial" w:eastAsiaTheme="minorEastAsia" w:hAnsi="Arial" w:cstheme="minorBidi"/>
           <w:b w:val="0"/>
@@ -10051,12 +9913,8 @@
           <w:szCs w:val="22"/>
           <w:lang w:val="es-419"/>
         </w:rPr>
-        <w:t xml:space="preserve"> Tree). </w:t>
-      </w:r>
-    </w:p>
-    <w:p>
-      <w:pPr>
-        <w:pStyle w:val="Heading2"/>
+      </w:pPr>
+      <w:r>
         <w:rPr>
           <w:rFonts w:ascii="Arial" w:eastAsiaTheme="minorEastAsia" w:hAnsi="Arial" w:cstheme="minorBidi"/>
           <w:b w:val="0"/>
@@ -10066,7 +9924,9 @@
           <w:szCs w:val="22"/>
           <w:lang w:val="es-419"/>
         </w:rPr>
-      </w:pPr>
+        <w:t xml:space="preserve">Parámetros de Campo y Marcadores: Los botones de marcador VENTAS, COSTES y MARGEN controlan un parámetro de campo que reconfigura el Esquema de Árbol. Al seleccionar COSTES (como se ve en tu captura), el árbol desglosa de manera jerárquica los $22.92M de costes totales en </w:t>
+      </w:r>
+      <w:proofErr w:type="spellStart"/>
       <w:r>
         <w:rPr>
           <w:rFonts w:ascii="Arial" w:eastAsiaTheme="minorEastAsia" w:hAnsi="Arial" w:cstheme="minorBidi"/>
@@ -10077,9 +9937,9 @@
           <w:szCs w:val="22"/>
           <w:lang w:val="es-419"/>
         </w:rPr>
-        <w:t xml:space="preserve">Parámetros de Campo y Marcadores: Los botones de marcador VENTAS, COSTES y MARGEN controlan un parámetro de campo que reconfigura el Esquema de Árbol. Al seleccionar COSTES (como se ve en tu captura), el árbol desglosa de manera jerárquica los $22.92M de costes totales en </w:t>
-      </w:r>
-      <w:proofErr w:type="spellStart"/>
+        <w:t>Category</w:t>
+      </w:r>
+      <w:proofErr w:type="spellEnd"/>
       <w:r>
         <w:rPr>
           <w:rFonts w:ascii="Arial" w:eastAsiaTheme="minorEastAsia" w:hAnsi="Arial" w:cstheme="minorBidi"/>
@@ -10090,9 +9950,9 @@
           <w:szCs w:val="22"/>
           <w:lang w:val="es-419"/>
         </w:rPr>
-        <w:t>Category</w:t>
-      </w:r>
-      <w:proofErr w:type="spellEnd"/>
+        <w:t xml:space="preserve"> (</w:t>
+      </w:r>
+      <w:proofErr w:type="spellStart"/>
       <w:r>
         <w:rPr>
           <w:rFonts w:ascii="Arial" w:eastAsiaTheme="minorEastAsia" w:hAnsi="Arial" w:cstheme="minorBidi"/>
@@ -10103,9 +9963,9 @@
           <w:szCs w:val="22"/>
           <w:lang w:val="es-419"/>
         </w:rPr>
-        <w:t xml:space="preserve"> (</w:t>
-      </w:r>
-      <w:proofErr w:type="spellStart"/>
+        <w:t>Computers</w:t>
+      </w:r>
+      <w:proofErr w:type="spellEnd"/>
       <w:r>
         <w:rPr>
           <w:rFonts w:ascii="Arial" w:eastAsiaTheme="minorEastAsia" w:hAnsi="Arial" w:cstheme="minorBidi"/>
@@ -10116,9 +9976,9 @@
           <w:szCs w:val="22"/>
           <w:lang w:val="es-419"/>
         </w:rPr>
-        <w:t>Computers</w:t>
-      </w:r>
-      <w:proofErr w:type="spellEnd"/>
+        <w:t xml:space="preserve">: $7.95M), </w:t>
+      </w:r>
+      <w:proofErr w:type="spellStart"/>
       <w:r>
         <w:rPr>
           <w:rFonts w:ascii="Arial" w:eastAsiaTheme="minorEastAsia" w:hAnsi="Arial" w:cstheme="minorBidi"/>
@@ -10129,9 +9989,9 @@
           <w:szCs w:val="22"/>
           <w:lang w:val="es-419"/>
         </w:rPr>
-        <w:t xml:space="preserve">: $7.95M), </w:t>
-      </w:r>
-      <w:proofErr w:type="spellStart"/>
+        <w:t>Subcategory</w:t>
+      </w:r>
+      <w:proofErr w:type="spellEnd"/>
       <w:r>
         <w:rPr>
           <w:rFonts w:ascii="Arial" w:eastAsiaTheme="minorEastAsia" w:hAnsi="Arial" w:cstheme="minorBidi"/>
@@ -10142,19 +10002,6 @@
           <w:szCs w:val="22"/>
           <w:lang w:val="es-419"/>
         </w:rPr>
-        <w:t>Subcategory</w:t>
-      </w:r>
-      <w:proofErr w:type="spellEnd"/>
-      <w:r>
-        <w:rPr>
-          <w:rFonts w:ascii="Arial" w:eastAsiaTheme="minorEastAsia" w:hAnsi="Arial" w:cstheme="minorBidi"/>
-          <w:b w:val="0"/>
-          <w:bCs w:val="0"/>
-          <w:color w:val="auto"/>
-          <w:sz w:val="24"/>
-          <w:szCs w:val="22"/>
-          <w:lang w:val="es-419"/>
-        </w:rPr>
         <w:t xml:space="preserve"> (Desktops: $4.22M) y Brand (Adventure Works: $2.35M) con un solo clic.</w:t>
       </w:r>
     </w:p>
@@ -10314,6 +10161,10 @@
       <w:pPr>
         <w:spacing w:before="240"/>
         <w:rPr>
+          <w:b/>
+          <w:bCs/>
+          <w:color w:val="1B365D"/>
+          <w:sz w:val="32"/>
           <w:lang w:val="es-419"/>
         </w:rPr>
       </w:pPr>
@@ -10324,45 +10175,28 @@
           <w:sz w:val="32"/>
           <w:lang w:val="es-419"/>
         </w:rPr>
-        <w:t>6. CONCLUSIONES, APRENDIZAJES E INSIGHTS</w:t>
+        <w:t xml:space="preserve">6. </w:t>
+      </w:r>
+      <w:r>
+        <w:rPr>
+          <w:b/>
+          <w:bCs/>
+          <w:color w:val="1B365D"/>
+          <w:sz w:val="32"/>
+          <w:lang w:val="es-419"/>
+        </w:rPr>
+        <w:t>CONCLUSIONES, APRENDIZAJES E INSIGHTS DE NEGOCIO</w:t>
       </w:r>
     </w:p>
     <w:p>
       <w:pPr>
         <w:spacing w:before="120" w:after="80"/>
-        <w:rPr>
-          <w:lang w:val="es-419"/>
-        </w:rPr>
-      </w:pPr>
-      <w:r>
         <w:rPr>
           <w:b/>
           <w:color w:val="4A5568"/>
           <w:sz w:val="26"/>
           <w:lang w:val="es-419"/>
         </w:rPr>
-        <w:t>6.1. Aprendizajes del Módulo</w:t>
-      </w:r>
-    </w:p>
-    <w:p>
-      <w:pPr>
-        <w:rPr>
-          <w:lang w:val="es-419"/>
-        </w:rPr>
-      </w:pPr>
-      <w:r>
-        <w:rPr>
-          <w:lang w:val="es-419"/>
-        </w:rPr>
-        <w:t>Se comprendieron las bases del modelado de datos estrella y el valor de optimizar la ETL en Power Query en lugar de saturar el modelo con cálculos DAX redundantes. El mantenimiento del valor de nulos en Power Query para la columna Días Entrega y la estructuración del tipo de cambio utilizando LOOKUPVALUE demuestran que es posible resolver problemas reales de negocio optimizando el rendimiento de la RAM activa.</w:t>
-      </w:r>
-    </w:p>
-    <w:p>
-      <w:pPr>
-        <w:spacing w:before="120" w:after="80"/>
-        <w:rPr>
-          <w:lang w:val="es-419"/>
-        </w:rPr>
       </w:pPr>
       <w:r>
         <w:rPr>
@@ -10371,7 +10205,7 @@
           <w:sz w:val="26"/>
           <w:lang w:val="es-419"/>
         </w:rPr>
-        <w:t>6.2. Dificultades Encontradas y Solución</w:t>
+        <w:t>Aprendizajes del Módulo</w:t>
       </w:r>
     </w:p>
     <w:p>
@@ -10384,66 +10218,322 @@
         <w:rPr>
           <w:lang w:val="es-419"/>
         </w:rPr>
-        <w:t>El principal obstáculo radicaba en evitar la agregación directa de monedas mezclando tipos de cambio. Se solucionó con LOOKUPVALUE para unificar todas las transacciones monetarias en dólares en la fase de modelado de forma transaccional. Asimismo, se controló que la lógica de nulos en tiempos de entrega fuera coherente para no desvirtuar el promedio de días de reparto del negocio.</w:t>
+        <w:t>Se comprendieron las bases del modelado de datos estrella y el valor de optimizar la ETL en Power Query en lugar de saturar el modelo con cálculos DAX redundantes. El mantenimiento del valor de nulos en Power Query para la columna Días Entrega y la estructuración del tipo de cambio utilizando LOOKUPVALUE demuestran que es posible resolver problemas reales de negocio optimizando el rendimiento de la RAM activa.</w:t>
       </w:r>
     </w:p>
     <w:p>
       <w:pPr>
+        <w:tabs>
+          <w:tab w:val="num" w:pos="720"/>
+        </w:tabs>
+        <w:rPr>
+          <w:lang w:val="es-419"/>
+        </w:rPr>
+      </w:pPr>
+      <w:r>
+        <w:rPr>
+          <w:lang w:val="es-419"/>
+        </w:rPr>
+        <w:t>C</w:t>
+      </w:r>
+      <w:r>
+        <w:rPr>
+          <w:lang w:val="es-419"/>
+        </w:rPr>
+        <w:t xml:space="preserve">omprender la importancia de una arquitectura de datos sólida basada en el diseño de un esquema en estrella (Star Schema). </w:t>
+      </w:r>
+    </w:p>
+    <w:p>
+      <w:pPr>
+        <w:tabs>
+          <w:tab w:val="num" w:pos="720"/>
+        </w:tabs>
+        <w:rPr>
+          <w:lang w:val="es-419"/>
+        </w:rPr>
+      </w:pPr>
+      <w:r>
+        <w:rPr>
+          <w:lang w:val="es-419"/>
+        </w:rPr>
+        <w:t>L</w:t>
+      </w:r>
+      <w:r>
+        <w:rPr>
+          <w:lang w:val="es-419"/>
+        </w:rPr>
+        <w:t>a estructuración de la tabla de calendario y su marcado oficial en Power BI resultaron fundamentales para que las fórmulas de Inteligencia de Tiempo (como SAMEPERIODLASTYEAR y TOTALYTD) pudieran calcular con total precisión la evolución histórica y las comparaciones interanuale</w:t>
+      </w:r>
+      <w:r>
+        <w:rPr>
+          <w:lang w:val="es-419"/>
+        </w:rPr>
+        <w:t>s</w:t>
+      </w:r>
+      <w:r>
+        <w:rPr>
+          <w:lang w:val="es-419"/>
+        </w:rPr>
+        <w:t>.</w:t>
+      </w:r>
+    </w:p>
+    <w:p>
+      <w:pPr>
+        <w:tabs>
+          <w:tab w:val="num" w:pos="720"/>
+        </w:tabs>
+        <w:rPr>
+          <w:lang w:val="es-419"/>
+        </w:rPr>
+      </w:pPr>
+      <w:r>
+        <w:rPr>
+          <w:lang w:val="es-419"/>
+        </w:rPr>
+        <w:t xml:space="preserve">Entender el uso de marcadores y parámetros de campos que son muy útiles para mostrar más información en menos espacio. </w:t>
+      </w:r>
+    </w:p>
+    <w:p>
+      <w:pPr>
+        <w:tabs>
+          <w:tab w:val="num" w:pos="720"/>
+        </w:tabs>
+        <w:rPr>
+          <w:lang w:val="es-419"/>
+        </w:rPr>
+      </w:pPr>
+      <w:r>
+        <w:rPr>
+          <w:lang w:val="es-419"/>
+        </w:rPr>
+        <w:t xml:space="preserve">El uso de páginas de ayuda para mostrar muchos datos en los </w:t>
+      </w:r>
+      <w:proofErr w:type="spellStart"/>
+      <w:r>
+        <w:rPr>
+          <w:lang w:val="es-419"/>
+        </w:rPr>
+        <w:t>tooltips</w:t>
+      </w:r>
+      <w:proofErr w:type="spellEnd"/>
+      <w:r>
+        <w:rPr>
+          <w:lang w:val="es-419"/>
+        </w:rPr>
+        <w:t xml:space="preserve"> y así </w:t>
+      </w:r>
+      <w:proofErr w:type="spellStart"/>
+      <w:r>
+        <w:rPr>
+          <w:lang w:val="es-419"/>
+        </w:rPr>
+        <w:t>ahorar</w:t>
+      </w:r>
+      <w:proofErr w:type="spellEnd"/>
+      <w:r>
+        <w:rPr>
+          <w:lang w:val="es-419"/>
+        </w:rPr>
+        <w:t xml:space="preserve"> mas espacio y organizar el panel.</w:t>
+      </w:r>
+    </w:p>
+    <w:p>
+      <w:pPr>
+        <w:tabs>
+          <w:tab w:val="num" w:pos="720"/>
+        </w:tabs>
+        <w:rPr>
+          <w:lang w:val="es-419"/>
+        </w:rPr>
+      </w:pPr>
+      <w:r>
+        <w:rPr>
+          <w:lang w:val="es-419"/>
+        </w:rPr>
+        <w:t>Organizar las ideas en paginas para mostrar los datos que permitan entender la evolución y salud financiera del negocio.</w:t>
+      </w:r>
+    </w:p>
+    <w:p>
+      <w:pPr>
         <w:spacing w:before="120" w:after="80"/>
-      </w:pPr>
-      <w:r>
         <w:rPr>
           <w:b/>
           <w:color w:val="4A5568"/>
           <w:sz w:val="26"/>
-        </w:rPr>
-        <w:t>6.3. Insights Clave de los Datos</w:t>
+          <w:lang w:val="es-419"/>
+        </w:rPr>
+      </w:pPr>
+      <w:r>
+        <w:rPr>
+          <w:b/>
+          <w:color w:val="4A5568"/>
+          <w:sz w:val="26"/>
+          <w:lang w:val="es-419"/>
+        </w:rPr>
+        <w:t>Dificultades encontradas</w:t>
       </w:r>
     </w:p>
     <w:p>
       <w:pPr>
-        <w:pStyle w:val="ListBullet"/>
-        <w:rPr>
-          <w:lang w:val="es-419"/>
-        </w:rPr>
-      </w:pPr>
-      <w:r>
-        <w:rPr>
-          <w:b/>
-          <w:lang w:val="es-419"/>
-        </w:rPr>
-        <w:t xml:space="preserve">Estacionalidad Navideña: </w:t>
-      </w:r>
-      <w:r>
-        <w:rPr>
-          <w:lang w:val="es-419"/>
-        </w:rPr>
-        <w:t>Los ingresos del negocio muestran picos históricos recurrentes en el cuarto trimestre (Q4) por compras navideñas, lo que sugiere anticipar inventarios en productos de alta demanda.</w:t>
+        <w:tabs>
+          <w:tab w:val="num" w:pos="720"/>
+        </w:tabs>
+        <w:rPr>
+          <w:lang w:val="es-419"/>
+        </w:rPr>
+      </w:pPr>
+      <w:r>
+        <w:rPr>
+          <w:lang w:val="es-419"/>
+        </w:rPr>
+        <w:t xml:space="preserve">El Desafío Multidivisa (LOOKUPVALUE y Lógica Financiera): La mayor dificultad técnica radicó en normalizar transacciones originadas en diferentes monedas (EUR, GBP, CAD, etc.) para evitar el gravísimo error financiero de sumar divisas distintas. Lo solucionaste implementando de forma transaccional la función LOOKUPVALUE para </w:t>
+      </w:r>
+      <w:r>
+        <w:rPr>
+          <w:lang w:val="es-419"/>
+        </w:rPr>
+        <w:lastRenderedPageBreak/>
+        <w:t xml:space="preserve">buscar el tipo de cambio diario exacto en la tabla </w:t>
+      </w:r>
+      <w:proofErr w:type="spellStart"/>
+      <w:r>
+        <w:rPr>
+          <w:lang w:val="es-419"/>
+        </w:rPr>
+        <w:t>Exchange_Rates</w:t>
+      </w:r>
+      <w:proofErr w:type="spellEnd"/>
+      <w:r>
+        <w:rPr>
+          <w:lang w:val="es-419"/>
+        </w:rPr>
+        <w:t xml:space="preserve"> e integrarlo en la tabla Sales</w:t>
+      </w:r>
+      <w:r>
+        <w:rPr>
+          <w:lang w:val="es-419"/>
+        </w:rPr>
+        <w:t>.</w:t>
       </w:r>
     </w:p>
     <w:p>
       <w:pPr>
-        <w:pStyle w:val="ListBullet"/>
-        <w:rPr>
-          <w:lang w:val="es-419"/>
-        </w:rPr>
-      </w:pPr>
-      <w:r>
-        <w:rPr>
-          <w:b/>
-          <w:lang w:val="es-419"/>
-        </w:rPr>
-        <w:t xml:space="preserve">Eficiencia de Canales: </w:t>
-      </w:r>
-      <w:r>
-        <w:rPr>
-          <w:lang w:val="es-419"/>
-        </w:rPr>
-        <w:t>El canal Online destaca por tener un valor de pedido medio sumamente competitivo, pero las tiendas físicas de menor tamaño logran una rentabilidad de m² excepcional.</w:t>
+        <w:tabs>
+          <w:tab w:val="num" w:pos="720"/>
+        </w:tabs>
+        <w:rPr>
+          <w:lang w:val="es-419"/>
+        </w:rPr>
+      </w:pPr>
+      <w:r>
+        <w:rPr>
+          <w:lang w:val="es-419"/>
+        </w:rPr>
+        <w:t xml:space="preserve">En la columna </w:t>
+      </w:r>
+      <w:proofErr w:type="spellStart"/>
+      <w:r>
+        <w:rPr>
+          <w:lang w:val="es-419"/>
+        </w:rPr>
+        <w:t>Delivery</w:t>
+      </w:r>
+      <w:proofErr w:type="spellEnd"/>
+      <w:r>
+        <w:rPr>
+          <w:lang w:val="es-419"/>
+        </w:rPr>
+        <w:t xml:space="preserve"> Date existían valores vacíos (</w:t>
+      </w:r>
+      <w:proofErr w:type="spellStart"/>
+      <w:r>
+        <w:rPr>
+          <w:lang w:val="es-419"/>
+        </w:rPr>
+        <w:t>null</w:t>
+      </w:r>
+      <w:proofErr w:type="spellEnd"/>
+      <w:r>
+        <w:rPr>
+          <w:lang w:val="es-419"/>
+        </w:rPr>
+        <w:t>) correspondientes a pedidos que aún no habían sido entregados. Al calcular los días de reparto, usar un valor predeterminado como cero habría alterado de forma grave el promedio logístico de la empresa. Lo solucion</w:t>
+      </w:r>
+      <w:r>
+        <w:rPr>
+          <w:lang w:val="es-419"/>
+        </w:rPr>
+        <w:t>e</w:t>
+      </w:r>
+      <w:r>
+        <w:rPr>
+          <w:lang w:val="es-419"/>
+        </w:rPr>
+        <w:t xml:space="preserve"> </w:t>
+      </w:r>
+      <w:r>
+        <w:rPr>
+          <w:lang w:val="es-419"/>
+        </w:rPr>
+        <w:t xml:space="preserve">manteniendo el valor </w:t>
+      </w:r>
+      <w:proofErr w:type="spellStart"/>
+      <w:r>
+        <w:rPr>
+          <w:lang w:val="es-419"/>
+        </w:rPr>
+        <w:t>null</w:t>
+      </w:r>
+      <w:proofErr w:type="spellEnd"/>
+      <w:r>
+        <w:rPr>
+          <w:lang w:val="es-419"/>
+        </w:rPr>
+        <w:t xml:space="preserve"> desde </w:t>
+      </w:r>
+      <w:r>
+        <w:rPr>
+          <w:lang w:val="es-419"/>
+        </w:rPr>
+        <w:t>Power Query y aplicando la función AVERAGEX con un filtro condicional NOT(ISBLANK) en DAX para ignorar las transacciones activas y calcular una media real de entrega</w:t>
+      </w:r>
+      <w:r>
+        <w:rPr>
+          <w:lang w:val="es-419"/>
+        </w:rPr>
+        <w:t>.</w:t>
       </w:r>
     </w:p>
     <w:p>
       <w:pPr>
+        <w:spacing w:before="120" w:after="80"/>
+        <w:rPr>
+          <w:lang w:val="es-419"/>
+        </w:rPr>
+      </w:pPr>
+      <w:proofErr w:type="spellStart"/>
+      <w:r>
+        <w:rPr>
+          <w:b/>
+          <w:color w:val="4A5568"/>
+          <w:sz w:val="26"/>
+          <w:lang w:val="es-419"/>
+        </w:rPr>
+        <w:t>Insights</w:t>
+      </w:r>
+      <w:proofErr w:type="spellEnd"/>
+      <w:r>
+        <w:rPr>
+          <w:b/>
+          <w:color w:val="4A5568"/>
+          <w:sz w:val="26"/>
+          <w:lang w:val="es-419"/>
+        </w:rPr>
+        <w:t xml:space="preserve"> Clave de los Datos</w:t>
+      </w:r>
+    </w:p>
+    <w:p>
+      <w:pPr>
         <w:pStyle w:val="ListBullet"/>
         <w:rPr>
           <w:lang w:val="es-419"/>
@@ -10451,16 +10541,169 @@
       </w:pPr>
       <w:r>
         <w:rPr>
-          <w:b/>
-          <w:lang w:val="es-419"/>
-        </w:rPr>
-        <w:t xml:space="preserve">Cuello de Botella Logístico: </w:t>
-      </w:r>
-      <w:r>
-        <w:rPr>
-          <w:lang w:val="es-419"/>
-        </w:rPr>
-        <w:t>Se detectaron áreas de oportunidad importantes en los tiempos de entrega promedio de ciertas ciudades de Norteamérica y Europa, lo que requiere renegociar contratos de paquetería local para evitar quejas por retrasos.</w:t>
+          <w:lang w:val="es-419"/>
+        </w:rPr>
+        <w:t>Se detectaron</w:t>
+      </w:r>
+      <w:r>
+        <w:rPr>
+          <w:lang w:val="es-419"/>
+        </w:rPr>
+        <w:t xml:space="preserve"> picos históricos masivos y recurrentes en el cuarto trimestre de cada año, específicamente en noviembre y diciembre.</w:t>
+      </w:r>
+    </w:p>
+    <w:p>
+      <w:pPr>
+        <w:pStyle w:val="ListBullet"/>
+        <w:rPr>
+          <w:lang w:val="es-419"/>
+        </w:rPr>
+      </w:pPr>
+      <w:r>
+        <w:rPr>
+          <w:lang w:val="es-419"/>
+        </w:rPr>
+        <w:t xml:space="preserve">El análisis del catálogo confirma que los artículos más vendidos pertenecen a la categoría </w:t>
+      </w:r>
+      <w:proofErr w:type="spellStart"/>
+      <w:r>
+        <w:rPr>
+          <w:lang w:val="es-419"/>
+        </w:rPr>
+        <w:t>Computers</w:t>
+      </w:r>
+      <w:proofErr w:type="spellEnd"/>
+      <w:r>
+        <w:rPr>
+          <w:lang w:val="es-419"/>
+        </w:rPr>
+        <w:t>.</w:t>
+      </w:r>
+    </w:p>
+    <w:p>
+      <w:pPr>
+        <w:pStyle w:val="ListBullet"/>
+        <w:rPr>
+          <w:lang w:val="es-419"/>
+        </w:rPr>
+      </w:pPr>
+      <w:r>
+        <w:rPr>
+          <w:lang w:val="es-419"/>
+        </w:rPr>
+        <w:t>Aunque el e-</w:t>
+      </w:r>
+      <w:proofErr w:type="spellStart"/>
+      <w:r>
+        <w:rPr>
+          <w:lang w:val="es-419"/>
+        </w:rPr>
+        <w:t>commerce</w:t>
+      </w:r>
+      <w:proofErr w:type="spellEnd"/>
+      <w:r>
+        <w:rPr>
+          <w:lang w:val="es-419"/>
+        </w:rPr>
+        <w:t xml:space="preserve"> (Online) muestra una gran cobertura geográfica y un excelente promedio de compra las tiendas físicas concentran la mayor cantidad de ingresos brutos de la compañía.</w:t>
+      </w:r>
+    </w:p>
+    <w:p>
+      <w:pPr>
+        <w:pStyle w:val="ListBullet"/>
+        <w:rPr>
+          <w:lang w:val="es-419"/>
+        </w:rPr>
+      </w:pPr>
+      <w:r>
+        <w:rPr>
+          <w:lang w:val="es-419"/>
+        </w:rPr>
+        <w:t xml:space="preserve">Se muestra una </w:t>
+      </w:r>
+      <w:r>
+        <w:rPr>
+          <w:lang w:val="es-419"/>
+        </w:rPr>
+        <w:t>tendencia constante de mejora</w:t>
+      </w:r>
+      <w:r>
+        <w:rPr>
+          <w:lang w:val="es-419"/>
+        </w:rPr>
+        <w:t xml:space="preserve"> en el P</w:t>
+      </w:r>
+      <w:r>
+        <w:rPr>
+          <w:lang w:val="es-419"/>
+        </w:rPr>
+        <w:t>romedio Días Entrega por Año, logrando un descenso progresivo en el tiempo de despacho año tras año.</w:t>
+      </w:r>
+    </w:p>
+    <w:p>
+      <w:pPr>
+        <w:pStyle w:val="ListBullet"/>
+        <w:rPr>
+          <w:lang w:val="es-419"/>
+        </w:rPr>
+      </w:pPr>
+      <w:r>
+        <w:rPr>
+          <w:lang w:val="es-419"/>
+        </w:rPr>
+        <w:t>La</w:t>
+      </w:r>
+      <w:r>
+        <w:rPr>
+          <w:lang w:val="es-419"/>
+        </w:rPr>
+        <w:t xml:space="preserve"> mayor cantidad de clientes acumulados de la tienda tiene más de 60 años.</w:t>
+      </w:r>
+    </w:p>
+    <w:p>
+      <w:pPr>
+        <w:pStyle w:val="ListBullet"/>
+        <w:rPr>
+          <w:lang w:val="es-419"/>
+        </w:rPr>
+      </w:pPr>
+      <w:r>
+        <w:rPr>
+          <w:lang w:val="es-419"/>
+        </w:rPr>
+        <w:t>La mayor parte de las tiendas físicas y la mayor concentración de la base de clientes se localizan en Estados Unidos.</w:t>
+      </w:r>
+    </w:p>
+    <w:p>
+      <w:pPr>
+        <w:pStyle w:val="ListBullet"/>
+        <w:rPr>
+          <w:lang w:val="es-419"/>
+        </w:rPr>
+      </w:pPr>
+      <w:r>
+        <w:rPr>
+          <w:lang w:val="es-419"/>
+        </w:rPr>
+        <w:t>El</w:t>
+      </w:r>
+      <w:r>
+        <w:rPr>
+          <w:lang w:val="es-419"/>
+        </w:rPr>
+        <w:t xml:space="preserve"> cliente estrella (Matthew Flemming) que ha realizado la mayor cantidad de pedidos es </w:t>
+      </w:r>
+      <w:r>
+        <w:rPr>
+          <w:lang w:val="es-419"/>
+        </w:rPr>
+        <w:t xml:space="preserve">a su vez </w:t>
+      </w:r>
+      <w:r>
+        <w:rPr>
+          <w:lang w:val="es-419"/>
+        </w:rPr>
+        <w:t>el que más dinero ha gastado ($61,871.70). Sin embargo, esta relación lineal no se cumple en el resto del ranking, donde clientes con muy pocos pedidos (como Roy Le con solo 3 compras) acumulan gastos elevados ($49,704.93).</w:t>
       </w:r>
     </w:p>
     <w:sectPr>
@@ -11286,6 +11529,123 @@
     </w:lvl>
   </w:abstractNum>
   <w:abstractNum w:abstractNumId="13" w15:restartNumberingAfterBreak="0">
+    <w:nsid w:val="263D28C4"/>
+    <w:multiLevelType w:val="multilevel"/>
+    <w:tmpl w:val="3EBAE8EE"/>
+    <w:lvl w:ilvl="0">
+      <w:start w:val="1"/>
+      <w:numFmt w:val="decimal"/>
+      <w:lvlText w:val="%1."/>
+      <w:lvlJc w:val="left"/>
+      <w:pPr>
+        <w:tabs>
+          <w:tab w:val="num" w:pos="720"/>
+        </w:tabs>
+        <w:ind w:left="720" w:hanging="360"/>
+      </w:pPr>
+    </w:lvl>
+    <w:lvl w:ilvl="1">
+      <w:start w:val="1"/>
+      <w:numFmt w:val="bullet"/>
+      <w:lvlText w:val="o"/>
+      <w:lvlJc w:val="left"/>
+      <w:pPr>
+        <w:tabs>
+          <w:tab w:val="num" w:pos="1440"/>
+        </w:tabs>
+        <w:ind w:left="1440" w:hanging="360"/>
+      </w:pPr>
+      <w:rPr>
+        <w:rFonts w:ascii="Courier New" w:hAnsi="Courier New" w:hint="default"/>
+        <w:sz w:val="20"/>
+      </w:rPr>
+    </w:lvl>
+    <w:lvl w:ilvl="2" w:tentative="1">
+      <w:start w:val="1"/>
+      <w:numFmt w:val="decimal"/>
+      <w:lvlText w:val="%3."/>
+      <w:lvlJc w:val="left"/>
+      <w:pPr>
+        <w:tabs>
+          <w:tab w:val="num" w:pos="2160"/>
+        </w:tabs>
+        <w:ind w:left="2160" w:hanging="360"/>
+      </w:pPr>
+    </w:lvl>
+    <w:lvl w:ilvl="3" w:tentative="1">
+      <w:start w:val="1"/>
+      <w:numFmt w:val="decimal"/>
+      <w:lvlText w:val="%4."/>
+      <w:lvlJc w:val="left"/>
+      <w:pPr>
+        <w:tabs>
+          <w:tab w:val="num" w:pos="2880"/>
+        </w:tabs>
+        <w:ind w:left="2880" w:hanging="360"/>
+      </w:pPr>
+    </w:lvl>
+    <w:lvl w:ilvl="4" w:tentative="1">
+      <w:start w:val="1"/>
+      <w:numFmt w:val="decimal"/>
+      <w:lvlText w:val="%5."/>
+      <w:lvlJc w:val="left"/>
+      <w:pPr>
+        <w:tabs>
+          <w:tab w:val="num" w:pos="3600"/>
+        </w:tabs>
+        <w:ind w:left="3600" w:hanging="360"/>
+      </w:pPr>
+    </w:lvl>
+    <w:lvl w:ilvl="5" w:tentative="1">
+      <w:start w:val="1"/>
+      <w:numFmt w:val="decimal"/>
+      <w:lvlText w:val="%6."/>
+      <w:lvlJc w:val="left"/>
+      <w:pPr>
+        <w:tabs>
+          <w:tab w:val="num" w:pos="4320"/>
+        </w:tabs>
+        <w:ind w:left="4320" w:hanging="360"/>
+      </w:pPr>
+    </w:lvl>
+    <w:lvl w:ilvl="6" w:tentative="1">
+      <w:start w:val="1"/>
+      <w:numFmt w:val="decimal"/>
+      <w:lvlText w:val="%7."/>
+      <w:lvlJc w:val="left"/>
+      <w:pPr>
+        <w:tabs>
+          <w:tab w:val="num" w:pos="5040"/>
+        </w:tabs>
+        <w:ind w:left="5040" w:hanging="360"/>
+      </w:pPr>
+    </w:lvl>
+    <w:lvl w:ilvl="7" w:tentative="1">
+      <w:start w:val="1"/>
+      <w:numFmt w:val="decimal"/>
+      <w:lvlText w:val="%8."/>
+      <w:lvlJc w:val="left"/>
+      <w:pPr>
+        <w:tabs>
+          <w:tab w:val="num" w:pos="5760"/>
+        </w:tabs>
+        <w:ind w:left="5760" w:hanging="360"/>
+      </w:pPr>
+    </w:lvl>
+    <w:lvl w:ilvl="8" w:tentative="1">
+      <w:start w:val="1"/>
+      <w:numFmt w:val="decimal"/>
+      <w:lvlText w:val="%9."/>
+      <w:lvlJc w:val="left"/>
+      <w:pPr>
+        <w:tabs>
+          <w:tab w:val="num" w:pos="6480"/>
+        </w:tabs>
+        <w:ind w:left="6480" w:hanging="360"/>
+      </w:pPr>
+    </w:lvl>
+  </w:abstractNum>
+  <w:abstractNum w:abstractNumId="14" w15:restartNumberingAfterBreak="0">
     <w:nsid w:val="28FE4DDC"/>
     <w:multiLevelType w:val="multilevel"/>
     <w:tmpl w:val="47783E7C"/>
@@ -11434,7 +11794,7 @@
       </w:rPr>
     </w:lvl>
   </w:abstractNum>
-  <w:abstractNum w:abstractNumId="14" w15:restartNumberingAfterBreak="0">
+  <w:abstractNum w:abstractNumId="15" w15:restartNumberingAfterBreak="0">
     <w:nsid w:val="4C7611F1"/>
     <w:multiLevelType w:val="multilevel"/>
     <w:tmpl w:val="EDAED500"/>
@@ -11583,10 +11943,10 @@
       </w:rPr>
     </w:lvl>
   </w:abstractNum>
-  <w:abstractNum w:abstractNumId="15" w15:restartNumberingAfterBreak="0">
+  <w:abstractNum w:abstractNumId="16" w15:restartNumberingAfterBreak="0">
     <w:nsid w:val="509525EE"/>
     <w:multiLevelType w:val="hybridMultilevel"/>
-    <w:tmpl w:val="14D0EC7C"/>
+    <w:tmpl w:val="2E443582"/>
     <w:lvl w:ilvl="0" w:tplc="04090001">
       <w:start w:val="1"/>
       <w:numFmt w:val="bullet"/>
@@ -11696,7 +12056,7 @@
       </w:rPr>
     </w:lvl>
   </w:abstractNum>
-  <w:abstractNum w:abstractNumId="16" w15:restartNumberingAfterBreak="0">
+  <w:abstractNum w:abstractNumId="17" w15:restartNumberingAfterBreak="0">
     <w:nsid w:val="62342474"/>
     <w:multiLevelType w:val="multilevel"/>
     <w:tmpl w:val="52FAC4E4"/>
@@ -11845,7 +12205,7 @@
       </w:rPr>
     </w:lvl>
   </w:abstractNum>
-  <w:abstractNum w:abstractNumId="17" w15:restartNumberingAfterBreak="0">
+  <w:abstractNum w:abstractNumId="18" w15:restartNumberingAfterBreak="0">
     <w:nsid w:val="63C25515"/>
     <w:multiLevelType w:val="hybridMultilevel"/>
     <w:tmpl w:val="B77C9326"/>
@@ -11958,7 +12318,7 @@
       </w:rPr>
     </w:lvl>
   </w:abstractNum>
-  <w:abstractNum w:abstractNumId="18" w15:restartNumberingAfterBreak="0">
+  <w:abstractNum w:abstractNumId="19" w15:restartNumberingAfterBreak="0">
     <w:nsid w:val="6EB14FD2"/>
     <w:multiLevelType w:val="multilevel"/>
     <w:tmpl w:val="C8B2094E"/>
@@ -12135,7 +12495,7 @@
     <w:abstractNumId w:val="0"/>
   </w:num>
   <w:num w:numId="10" w16cid:durableId="1020739468">
-    <w:abstractNumId w:val="13"/>
+    <w:abstractNumId w:val="14"/>
   </w:num>
   <w:num w:numId="11" w16cid:durableId="259916637">
     <w:abstractNumId w:val="8"/>
@@ -12147,10 +12507,10 @@
     <w:abstractNumId w:val="8"/>
   </w:num>
   <w:num w:numId="14" w16cid:durableId="934559737">
-    <w:abstractNumId w:val="17"/>
+    <w:abstractNumId w:val="18"/>
   </w:num>
   <w:num w:numId="15" w16cid:durableId="215776129">
-    <w:abstractNumId w:val="15"/>
+    <w:abstractNumId w:val="16"/>
   </w:num>
   <w:num w:numId="16" w16cid:durableId="1021398852">
     <w:abstractNumId w:val="9"/>
@@ -12159,16 +12519,16 @@
     <w:abstractNumId w:val="10"/>
   </w:num>
   <w:num w:numId="18" w16cid:durableId="175268558">
-    <w:abstractNumId w:val="16"/>
+    <w:abstractNumId w:val="17"/>
   </w:num>
   <w:num w:numId="19" w16cid:durableId="585310112">
     <w:abstractNumId w:val="8"/>
   </w:num>
   <w:num w:numId="20" w16cid:durableId="1888837833">
-    <w:abstractNumId w:val="14"/>
+    <w:abstractNumId w:val="15"/>
   </w:num>
   <w:num w:numId="21" w16cid:durableId="473985381">
-    <w:abstractNumId w:val="18"/>
+    <w:abstractNumId w:val="19"/>
   </w:num>
   <w:num w:numId="22" w16cid:durableId="1387413369">
     <w:abstractNumId w:val="8"/>
@@ -12181,6 +12541,15 @@
   </w:num>
   <w:num w:numId="25" w16cid:durableId="1922714787">
     <w:abstractNumId w:val="12"/>
+  </w:num>
+  <w:num w:numId="26" w16cid:durableId="1471434633">
+    <w:abstractNumId w:val="13"/>
+  </w:num>
+  <w:num w:numId="27" w16cid:durableId="1979189438">
+    <w:abstractNumId w:val="8"/>
+  </w:num>
+  <w:num w:numId="28" w16cid:durableId="478159535">
+    <w:abstractNumId w:val="8"/>
   </w:num>
 </w:numbering>
 </file>
@@ -12639,7 +13008,7 @@
     <w:uiPriority w:val="9"/>
     <w:unhideWhenUsed/>
     <w:qFormat/>
-    <w:rsid w:val="00FC693F"/>
+    <w:rsid w:val="00EF6923"/>
     <w:pPr>
       <w:keepNext/>
       <w:keepLines/>
@@ -12650,7 +13019,7 @@
       <w:rFonts w:asciiTheme="majorHAnsi" w:eastAsiaTheme="majorEastAsia" w:hAnsiTheme="majorHAnsi" w:cstheme="majorBidi"/>
       <w:b/>
       <w:bCs/>
-      <w:color w:val="4F81BD" w:themeColor="accent1"/>
+      <w:color w:val="1F497D" w:themeColor="text2"/>
     </w:rPr>
   </w:style>
   <w:style w:type="paragraph" w:styleId="Heading4">
@@ -12907,12 +13276,13 @@
     <w:basedOn w:val="DefaultParagraphFont"/>
     <w:link w:val="Heading3"/>
     <w:uiPriority w:val="9"/>
-    <w:rsid w:val="00FC693F"/>
+    <w:rsid w:val="00EF6923"/>
     <w:rPr>
       <w:rFonts w:asciiTheme="majorHAnsi" w:eastAsiaTheme="majorEastAsia" w:hAnsiTheme="majorHAnsi" w:cstheme="majorBidi"/>
       <w:b/>
       <w:bCs/>
-      <w:color w:val="4F81BD" w:themeColor="accent1"/>
+      <w:color w:val="1F497D" w:themeColor="text2"/>
+      <w:sz w:val="24"/>
     </w:rPr>
   </w:style>
   <w:style w:type="paragraph" w:styleId="Title">
